--- a/DanM - Assignment 3.docx
+++ b/DanM - Assignment 3.docx
@@ -21,15 +21,64 @@
         </w:numPr>
       </w:pPr>
       <w:r>
-        <w:t>Attempt to login</w:t>
-      </w:r>
-    </w:p>
-    <w:p>
-      <w:pPr>
-        <w:jc w:val="both"/>
-      </w:pPr>
-      <w:r>
-        <w:t>The first step is to attempt to login and look in the development console at the generated request. We can see that it’s sending a POST request at “index.php” with “Content-Type” “application/x-www-form-urlencoded”.</w:t>
+        <w:t>XSS-game</w:t>
+      </w:r>
+    </w:p>
+    <w:p>
+      <w:r>
+        <w:t xml:space="preserve">Level1: </w:t>
+      </w:r>
+      <w:r>
+        <w:t>&lt;script&gt;alert("Hello world</w:t>
+      </w:r>
+      <w:r>
+        <w:t>!</w:t>
+      </w:r>
+      <w:r>
+        <w:t>")&lt;/script&gt;</w:t>
+      </w:r>
+    </w:p>
+    <w:p>
+      <w:r>
+        <w:t xml:space="preserve">Level2: </w:t>
+      </w:r>
+      <w:r>
+        <w:t>&lt;button onclick="alert('Hello World!')"&gt;Click me&lt;/button&gt;</w:t>
+      </w:r>
+    </w:p>
+    <w:p>
+      <w:r>
+        <w:t xml:space="preserve">Level3: </w:t>
+      </w:r>
+      <w:r>
+        <w:t>1.jpg' onclick="alert('Hello World!')" /&gt;</w:t>
+      </w:r>
+    </w:p>
+    <w:p>
+      <w:r>
+        <w:t xml:space="preserve">Level4: </w:t>
+      </w:r>
+      <w:r>
+        <w:t>'); alert('Hello World!'); //</w:t>
+      </w:r>
+    </w:p>
+    <w:p>
+      <w:r>
+        <w:t xml:space="preserve">Level5: </w:t>
+      </w:r>
+      <w:r>
+        <w:t>signup?next=javascript:alert('Hello World!')</w:t>
+      </w:r>
+    </w:p>
+    <w:p>
+      <w:r>
+        <w:t xml:space="preserve">Level6: </w:t>
+      </w:r>
+      <w:r>
+        <w:t xml:space="preserve">Hosted a GitHub page at: </w:t>
+      </w:r>
+      <w:r>
+        <w:t>https://rakirnd.github.io/WS2026/script.js</w:t>
       </w:r>
     </w:p>
     <w:p>
@@ -41,10 +90,10 @@
           <w:noProof/>
         </w:rPr>
         <w:drawing>
-          <wp:inline distT="0" distB="0" distL="0" distR="0" wp14:anchorId="2F30202C" wp14:editId="2E867E6C">
-            <wp:extent cx="5943600" cy="2246630"/>
-            <wp:effectExtent l="0" t="0" r="0" b="1270"/>
-            <wp:docPr id="744043066" name="Picture 1"/>
+          <wp:inline distT="0" distB="0" distL="0" distR="0" wp14:anchorId="304005D5" wp14:editId="03EE8A29">
+            <wp:extent cx="5943600" cy="4843780"/>
+            <wp:effectExtent l="0" t="0" r="0" b="0"/>
+            <wp:docPr id="628210736" name="Picture 1"/>
             <wp:cNvGraphicFramePr>
               <a:graphicFrameLocks xmlns:a="http://schemas.openxmlformats.org/drawingml/2006/main" noChangeAspect="1"/>
             </wp:cNvGraphicFramePr>
@@ -52,7 +101,7 @@
               <a:graphicData uri="http://schemas.openxmlformats.org/drawingml/2006/picture">
                 <pic:pic xmlns:pic="http://schemas.openxmlformats.org/drawingml/2006/picture">
                   <pic:nvPicPr>
-                    <pic:cNvPr id="744043066" name=""/>
+                    <pic:cNvPr id="628210736" name=""/>
                     <pic:cNvPicPr/>
                   </pic:nvPicPr>
                   <pic:blipFill>
@@ -64,7 +113,7 @@
                   <pic:spPr>
                     <a:xfrm>
                       <a:off x="0" y="0"/>
-                      <a:ext cx="5943600" cy="2246630"/>
+                      <a:ext cx="5943600" cy="4843780"/>
                     </a:xfrm>
                     <a:prstGeom prst="rect">
                       <a:avLst/>
@@ -77,6 +126,7 @@
         </w:drawing>
       </w:r>
     </w:p>
+    <w:p/>
     <w:p>
       <w:pPr>
         <w:pStyle w:val="Heading2"/>
@@ -84,38 +134,30 @@
           <w:ilvl w:val="0"/>
           <w:numId w:val="1"/>
         </w:numPr>
-        <w:jc w:val="both"/>
-      </w:pPr>
-      <w:r>
-        <w:t xml:space="preserve">The exploit </w:t>
-      </w:r>
-    </w:p>
-    <w:p>
-      <w:pPr>
-        <w:jc w:val="both"/>
-      </w:pPr>
-      <w:r>
-        <w:t xml:space="preserve">To exploit this, we craft an html page that contains a form, which will do a POST request to </w:t>
-      </w:r>
-      <w:hyperlink r:id="rId8" w:history="1">
-        <w:r>
-          <w:rPr>
-            <w:rStyle w:val="Hyperlink"/>
-          </w:rPr>
-          <w:t>http://193.226.5.99/websec1/index.php</w:t>
-        </w:r>
-      </w:hyperlink>
-      <w:r>
-        <w:t xml:space="preserve">. In that request, we also encode some extra headers that will be sent with URL encoding, like: </w:t>
-      </w:r>
-      <w:hyperlink r:id="rId9" w:history="1">
-        <w:r>
-          <w:rPr>
-            <w:rStyle w:val="Hyperlink"/>
-          </w:rPr>
-          <w:t>http://193.226.5.99/websec/index.php?hName=X-Frame-Options&amp;hValue=ALLOWALL</w:t>
-        </w:r>
-      </w:hyperlink>
+      </w:pPr>
+      <w:r>
+        <w:lastRenderedPageBreak/>
+        <w:t>OWASP Mandiant Struts Form</w:t>
+      </w:r>
+    </w:p>
+    <w:p>
+      <w:pPr>
+        <w:pStyle w:val="Heading3"/>
+      </w:pPr>
+      <w:r>
+        <w:t>Mandiant-struts-form-vulnerable</w:t>
+      </w:r>
+    </w:p>
+    <w:p>
+      <w:r>
+        <w:t>&lt;script&gt;alert("Hello world</w:t>
+      </w:r>
+      <w:r>
+        <w:t>!</w:t>
+      </w:r>
+      <w:r>
+        <w:t>")&lt;/script&gt;</w:t>
+      </w:r>
     </w:p>
     <w:p>
       <w:pPr>
@@ -126,10 +168,10 @@
           <w:noProof/>
         </w:rPr>
         <w:drawing>
-          <wp:inline distT="0" distB="0" distL="0" distR="0" wp14:anchorId="79286B86" wp14:editId="5158B630">
-            <wp:extent cx="2994660" cy="2581292"/>
-            <wp:effectExtent l="0" t="0" r="0" b="9525"/>
-            <wp:docPr id="27654779" name="Picture 1"/>
+          <wp:inline distT="0" distB="0" distL="0" distR="0" wp14:anchorId="6BB54B23" wp14:editId="6EFDB636">
+            <wp:extent cx="3916680" cy="2937510"/>
+            <wp:effectExtent l="0" t="0" r="7620" b="0"/>
+            <wp:docPr id="1760933973" name="Picture 1"/>
             <wp:cNvGraphicFramePr>
               <a:graphicFrameLocks xmlns:a="http://schemas.openxmlformats.org/drawingml/2006/main" noChangeAspect="1"/>
             </wp:cNvGraphicFramePr>
@@ -137,7 +179,124 @@
               <a:graphicData uri="http://schemas.openxmlformats.org/drawingml/2006/picture">
                 <pic:pic xmlns:pic="http://schemas.openxmlformats.org/drawingml/2006/picture">
                   <pic:nvPicPr>
-                    <pic:cNvPr id="27654779" name=""/>
+                    <pic:cNvPr id="1760933973" name=""/>
+                    <pic:cNvPicPr/>
+                  </pic:nvPicPr>
+                  <pic:blipFill>
+                    <a:blip r:embed="rId8"/>
+                    <a:stretch>
+                      <a:fillRect/>
+                    </a:stretch>
+                  </pic:blipFill>
+                  <pic:spPr>
+                    <a:xfrm>
+                      <a:off x="0" y="0"/>
+                      <a:ext cx="3916680" cy="2937510"/>
+                    </a:xfrm>
+                    <a:prstGeom prst="rect">
+                      <a:avLst/>
+                    </a:prstGeom>
+                  </pic:spPr>
+                </pic:pic>
+              </a:graphicData>
+            </a:graphic>
+          </wp:inline>
+        </w:drawing>
+      </w:r>
+    </w:p>
+    <w:p>
+      <w:pPr>
+        <w:pStyle w:val="Heading3"/>
+      </w:pPr>
+      <w:r>
+        <w:t>Mandiant-struts-form-incomplete-blacklist</w:t>
+      </w:r>
+    </w:p>
+    <w:p>
+      <w:r>
+        <w:t>&lt;button onclick="alert('Hello World!')"&gt;Click me&lt;/button&gt;</w:t>
+      </w:r>
+    </w:p>
+    <w:p>
+      <w:pPr>
+        <w:jc w:val="center"/>
+      </w:pPr>
+      <w:r>
+        <w:rPr>
+          <w:noProof/>
+        </w:rPr>
+        <w:drawing>
+          <wp:inline distT="0" distB="0" distL="0" distR="0" wp14:anchorId="627D440A" wp14:editId="344171F9">
+            <wp:extent cx="4061460" cy="3046095"/>
+            <wp:effectExtent l="0" t="0" r="0" b="1905"/>
+            <wp:docPr id="1182475786" name="Picture 1"/>
+            <wp:cNvGraphicFramePr>
+              <a:graphicFrameLocks xmlns:a="http://schemas.openxmlformats.org/drawingml/2006/main" noChangeAspect="1"/>
+            </wp:cNvGraphicFramePr>
+            <a:graphic xmlns:a="http://schemas.openxmlformats.org/drawingml/2006/main">
+              <a:graphicData uri="http://schemas.openxmlformats.org/drawingml/2006/picture">
+                <pic:pic xmlns:pic="http://schemas.openxmlformats.org/drawingml/2006/picture">
+                  <pic:nvPicPr>
+                    <pic:cNvPr id="1182475786" name=""/>
+                    <pic:cNvPicPr/>
+                  </pic:nvPicPr>
+                  <pic:blipFill>
+                    <a:blip r:embed="rId9"/>
+                    <a:stretch>
+                      <a:fillRect/>
+                    </a:stretch>
+                  </pic:blipFill>
+                  <pic:spPr>
+                    <a:xfrm>
+                      <a:off x="0" y="0"/>
+                      <a:ext cx="4061460" cy="3046095"/>
+                    </a:xfrm>
+                    <a:prstGeom prst="rect">
+                      <a:avLst/>
+                    </a:prstGeom>
+                  </pic:spPr>
+                </pic:pic>
+              </a:graphicData>
+            </a:graphic>
+          </wp:inline>
+        </w:drawing>
+      </w:r>
+    </w:p>
+    <w:p>
+      <w:pPr>
+        <w:jc w:val="center"/>
+      </w:pPr>
+    </w:p>
+    <w:p>
+      <w:pPr>
+        <w:pStyle w:val="Heading3"/>
+      </w:pPr>
+      <w:r>
+        <w:lastRenderedPageBreak/>
+        <w:t>Mandiant-struts-validatorform</w:t>
+      </w:r>
+    </w:p>
+    <w:p>
+      <w:pPr>
+        <w:jc w:val="center"/>
+      </w:pPr>
+      <w:r>
+        <w:rPr>
+          <w:noProof/>
+        </w:rPr>
+        <w:drawing>
+          <wp:inline distT="0" distB="0" distL="0" distR="0" wp14:anchorId="08B0C9AC" wp14:editId="5F94642D">
+            <wp:extent cx="3931920" cy="2948940"/>
+            <wp:effectExtent l="0" t="0" r="0" b="3810"/>
+            <wp:docPr id="599019622" name="Picture 1"/>
+            <wp:cNvGraphicFramePr>
+              <a:graphicFrameLocks xmlns:a="http://schemas.openxmlformats.org/drawingml/2006/main" noChangeAspect="1"/>
+            </wp:cNvGraphicFramePr>
+            <a:graphic xmlns:a="http://schemas.openxmlformats.org/drawingml/2006/main">
+              <a:graphicData uri="http://schemas.openxmlformats.org/drawingml/2006/picture">
+                <pic:pic xmlns:pic="http://schemas.openxmlformats.org/drawingml/2006/picture">
+                  <pic:nvPicPr>
+                    <pic:cNvPr id="599019622" name=""/>
                     <pic:cNvPicPr/>
                   </pic:nvPicPr>
                   <pic:blipFill>
@@ -149,7 +308,7 @@
                   <pic:spPr>
                     <a:xfrm>
                       <a:off x="0" y="0"/>
-                      <a:ext cx="3009468" cy="2594056"/>
+                      <a:ext cx="3931920" cy="2948940"/>
                     </a:xfrm>
                     <a:prstGeom prst="rect">
                       <a:avLst/>
@@ -162,9 +321,309 @@
         </w:drawing>
       </w:r>
     </w:p>
-    <w:p/>
+    <w:p>
+      <w:pPr>
+        <w:pStyle w:val="Heading3"/>
+      </w:pPr>
+      <w:r>
+        <w:t>Mandiant-struts-validatorform-with-javascript</w:t>
+      </w:r>
+    </w:p>
+    <w:p>
+      <w:pPr>
+        <w:jc w:val="center"/>
+      </w:pPr>
+      <w:r>
+        <w:rPr>
+          <w:noProof/>
+        </w:rPr>
+        <w:drawing>
+          <wp:inline distT="0" distB="0" distL="0" distR="0" wp14:anchorId="70D16C54" wp14:editId="4B2F2EFA">
+            <wp:extent cx="4246880" cy="3185160"/>
+            <wp:effectExtent l="0" t="0" r="1270" b="0"/>
+            <wp:docPr id="1954368147" name="Picture 1"/>
+            <wp:cNvGraphicFramePr>
+              <a:graphicFrameLocks xmlns:a="http://schemas.openxmlformats.org/drawingml/2006/main" noChangeAspect="1"/>
+            </wp:cNvGraphicFramePr>
+            <a:graphic xmlns:a="http://schemas.openxmlformats.org/drawingml/2006/main">
+              <a:graphicData uri="http://schemas.openxmlformats.org/drawingml/2006/picture">
+                <pic:pic xmlns:pic="http://schemas.openxmlformats.org/drawingml/2006/picture">
+                  <pic:nvPicPr>
+                    <pic:cNvPr id="1954368147" name=""/>
+                    <pic:cNvPicPr/>
+                  </pic:nvPicPr>
+                  <pic:blipFill>
+                    <a:blip r:embed="rId11"/>
+                    <a:stretch>
+                      <a:fillRect/>
+                    </a:stretch>
+                  </pic:blipFill>
+                  <pic:spPr>
+                    <a:xfrm>
+                      <a:off x="0" y="0"/>
+                      <a:ext cx="4246880" cy="3185160"/>
+                    </a:xfrm>
+                    <a:prstGeom prst="rect">
+                      <a:avLst/>
+                    </a:prstGeom>
+                  </pic:spPr>
+                </pic:pic>
+              </a:graphicData>
+            </a:graphic>
+          </wp:inline>
+        </w:drawing>
+      </w:r>
+    </w:p>
+    <w:p>
+      <w:r>
+        <w:br w:type="page"/>
+      </w:r>
+    </w:p>
+    <w:p>
+      <w:pPr>
+        <w:pStyle w:val="Heading2"/>
+        <w:numPr>
+          <w:ilvl w:val="0"/>
+          <w:numId w:val="1"/>
+        </w:numPr>
+      </w:pPr>
+      <w:r>
+        <w:lastRenderedPageBreak/>
+        <w:t>OWASP CSRF Guard Test</w:t>
+      </w:r>
+    </w:p>
+    <w:p>
+      <w:pPr>
+        <w:pStyle w:val="Heading3"/>
+      </w:pPr>
+      <w:r>
+        <w:t>Vulnerable</w:t>
+      </w:r>
+    </w:p>
+    <w:p>
+      <w:pPr>
+        <w:jc w:val="center"/>
+      </w:pPr>
+      <w:r>
+        <w:rPr>
+          <w:noProof/>
+        </w:rPr>
+        <w:drawing>
+          <wp:inline distT="0" distB="0" distL="0" distR="0" wp14:anchorId="76B1A7D4" wp14:editId="453BA1E7">
+            <wp:extent cx="4287520" cy="3215640"/>
+            <wp:effectExtent l="0" t="0" r="0" b="3810"/>
+            <wp:docPr id="1621712919" name="Picture 1"/>
+            <wp:cNvGraphicFramePr>
+              <a:graphicFrameLocks xmlns:a="http://schemas.openxmlformats.org/drawingml/2006/main" noChangeAspect="1"/>
+            </wp:cNvGraphicFramePr>
+            <a:graphic xmlns:a="http://schemas.openxmlformats.org/drawingml/2006/main">
+              <a:graphicData uri="http://schemas.openxmlformats.org/drawingml/2006/picture">
+                <pic:pic xmlns:pic="http://schemas.openxmlformats.org/drawingml/2006/picture">
+                  <pic:nvPicPr>
+                    <pic:cNvPr id="1621712919" name=""/>
+                    <pic:cNvPicPr/>
+                  </pic:nvPicPr>
+                  <pic:blipFill>
+                    <a:blip r:embed="rId12"/>
+                    <a:stretch>
+                      <a:fillRect/>
+                    </a:stretch>
+                  </pic:blipFill>
+                  <pic:spPr>
+                    <a:xfrm>
+                      <a:off x="0" y="0"/>
+                      <a:ext cx="4287520" cy="3215640"/>
+                    </a:xfrm>
+                    <a:prstGeom prst="rect">
+                      <a:avLst/>
+                    </a:prstGeom>
+                  </pic:spPr>
+                </pic:pic>
+              </a:graphicData>
+            </a:graphic>
+          </wp:inline>
+        </w:drawing>
+      </w:r>
+    </w:p>
+    <w:p>
+      <w:pPr>
+        <w:pStyle w:val="Heading3"/>
+      </w:pPr>
+      <w:r>
+        <w:t>Protected</w:t>
+      </w:r>
+    </w:p>
+    <w:p>
+      <w:pPr>
+        <w:jc w:val="center"/>
+      </w:pPr>
+      <w:r>
+        <w:rPr>
+          <w:noProof/>
+        </w:rPr>
+        <w:drawing>
+          <wp:inline distT="0" distB="0" distL="0" distR="0" wp14:anchorId="1CC1F45D" wp14:editId="621A6695">
+            <wp:extent cx="4312920" cy="3234690"/>
+            <wp:effectExtent l="0" t="0" r="0" b="3810"/>
+            <wp:docPr id="651679582" name="Picture 1"/>
+            <wp:cNvGraphicFramePr>
+              <a:graphicFrameLocks xmlns:a="http://schemas.openxmlformats.org/drawingml/2006/main" noChangeAspect="1"/>
+            </wp:cNvGraphicFramePr>
+            <a:graphic xmlns:a="http://schemas.openxmlformats.org/drawingml/2006/main">
+              <a:graphicData uri="http://schemas.openxmlformats.org/drawingml/2006/picture">
+                <pic:pic xmlns:pic="http://schemas.openxmlformats.org/drawingml/2006/picture">
+                  <pic:nvPicPr>
+                    <pic:cNvPr id="651679582" name=""/>
+                    <pic:cNvPicPr/>
+                  </pic:nvPicPr>
+                  <pic:blipFill>
+                    <a:blip r:embed="rId13"/>
+                    <a:stretch>
+                      <a:fillRect/>
+                    </a:stretch>
+                  </pic:blipFill>
+                  <pic:spPr>
+                    <a:xfrm>
+                      <a:off x="0" y="0"/>
+                      <a:ext cx="4312920" cy="3234690"/>
+                    </a:xfrm>
+                    <a:prstGeom prst="rect">
+                      <a:avLst/>
+                    </a:prstGeom>
+                  </pic:spPr>
+                </pic:pic>
+              </a:graphicData>
+            </a:graphic>
+          </wp:inline>
+        </w:drawing>
+      </w:r>
+    </w:p>
+    <w:p>
+      <w:r>
+        <w:br w:type="page"/>
+      </w:r>
+    </w:p>
+    <w:p>
+      <w:pPr>
+        <w:pStyle w:val="Heading2"/>
+        <w:numPr>
+          <w:ilvl w:val="0"/>
+          <w:numId w:val="1"/>
+        </w:numPr>
+      </w:pPr>
+      <w:r>
+        <w:lastRenderedPageBreak/>
+        <w:t>Simple ASP .NET Forms</w:t>
+      </w:r>
+    </w:p>
+    <w:p>
+      <w:pPr>
+        <w:pStyle w:val="Heading3"/>
+      </w:pPr>
+      <w:r>
+        <w:t>Vulnerable</w:t>
+      </w:r>
+    </w:p>
+    <w:p>
+      <w:pPr>
+        <w:jc w:val="center"/>
+      </w:pPr>
+      <w:r>
+        <w:rPr>
+          <w:noProof/>
+        </w:rPr>
+        <w:drawing>
+          <wp:inline distT="0" distB="0" distL="0" distR="0" wp14:anchorId="1EB18EB8" wp14:editId="49E73486">
+            <wp:extent cx="4259580" cy="3194685"/>
+            <wp:effectExtent l="0" t="0" r="7620" b="5715"/>
+            <wp:docPr id="1305793104" name="Picture 1"/>
+            <wp:cNvGraphicFramePr>
+              <a:graphicFrameLocks xmlns:a="http://schemas.openxmlformats.org/drawingml/2006/main" noChangeAspect="1"/>
+            </wp:cNvGraphicFramePr>
+            <a:graphic xmlns:a="http://schemas.openxmlformats.org/drawingml/2006/main">
+              <a:graphicData uri="http://schemas.openxmlformats.org/drawingml/2006/picture">
+                <pic:pic xmlns:pic="http://schemas.openxmlformats.org/drawingml/2006/picture">
+                  <pic:nvPicPr>
+                    <pic:cNvPr id="1305793104" name=""/>
+                    <pic:cNvPicPr/>
+                  </pic:nvPicPr>
+                  <pic:blipFill>
+                    <a:blip r:embed="rId14"/>
+                    <a:stretch>
+                      <a:fillRect/>
+                    </a:stretch>
+                  </pic:blipFill>
+                  <pic:spPr>
+                    <a:xfrm>
+                      <a:off x="0" y="0"/>
+                      <a:ext cx="4259580" cy="3194685"/>
+                    </a:xfrm>
+                    <a:prstGeom prst="rect">
+                      <a:avLst/>
+                    </a:prstGeom>
+                  </pic:spPr>
+                </pic:pic>
+              </a:graphicData>
+            </a:graphic>
+          </wp:inline>
+        </w:drawing>
+      </w:r>
+    </w:p>
+    <w:p>
+      <w:pPr>
+        <w:pStyle w:val="Heading3"/>
+      </w:pPr>
+      <w:r>
+        <w:t>Protected</w:t>
+      </w:r>
+    </w:p>
+    <w:p>
+      <w:pPr>
+        <w:jc w:val="center"/>
+      </w:pPr>
+      <w:r>
+        <w:rPr>
+          <w:noProof/>
+        </w:rPr>
+        <w:drawing>
+          <wp:inline distT="0" distB="0" distL="0" distR="0" wp14:anchorId="148729F9" wp14:editId="13C9DF79">
+            <wp:extent cx="4287520" cy="3215640"/>
+            <wp:effectExtent l="0" t="0" r="0" b="3810"/>
+            <wp:docPr id="212730777" name="Picture 1"/>
+            <wp:cNvGraphicFramePr>
+              <a:graphicFrameLocks xmlns:a="http://schemas.openxmlformats.org/drawingml/2006/main" noChangeAspect="1"/>
+            </wp:cNvGraphicFramePr>
+            <a:graphic xmlns:a="http://schemas.openxmlformats.org/drawingml/2006/main">
+              <a:graphicData uri="http://schemas.openxmlformats.org/drawingml/2006/picture">
+                <pic:pic xmlns:pic="http://schemas.openxmlformats.org/drawingml/2006/picture">
+                  <pic:nvPicPr>
+                    <pic:cNvPr id="212730777" name=""/>
+                    <pic:cNvPicPr/>
+                  </pic:nvPicPr>
+                  <pic:blipFill>
+                    <a:blip r:embed="rId15"/>
+                    <a:stretch>
+                      <a:fillRect/>
+                    </a:stretch>
+                  </pic:blipFill>
+                  <pic:spPr>
+                    <a:xfrm>
+                      <a:off x="0" y="0"/>
+                      <a:ext cx="4287520" cy="3215640"/>
+                    </a:xfrm>
+                    <a:prstGeom prst="rect">
+                      <a:avLst/>
+                    </a:prstGeom>
+                  </pic:spPr>
+                </pic:pic>
+              </a:graphicData>
+            </a:graphic>
+          </wp:inline>
+        </w:drawing>
+      </w:r>
+    </w:p>
     <w:sectPr>
-      <w:footerReference w:type="default" r:id="rId11"/>
+      <w:footerReference w:type="default" r:id="rId16"/>
       <w:pgSz w:w="12240" w:h="15840"/>
       <w:pgMar w:top="1440" w:right="1440" w:bottom="1440" w:left="1440" w:header="720" w:footer="720" w:gutter="0"/>
       <w:cols w:space="720"/>
@@ -368,8 +827,100 @@
       </w:pPr>
     </w:lvl>
   </w:abstractNum>
+  <w:abstractNum w:abstractNumId="1" w15:restartNumberingAfterBreak="0">
+    <w:nsid w:val="57355737"/>
+    <w:multiLevelType w:val="hybridMultilevel"/>
+    <w:tmpl w:val="12827038"/>
+    <w:lvl w:ilvl="0" w:tplc="0409000F">
+      <w:start w:val="1"/>
+      <w:numFmt w:val="decimal"/>
+      <w:lvlText w:val="%1."/>
+      <w:lvlJc w:val="left"/>
+      <w:pPr>
+        <w:ind w:left="720" w:hanging="360"/>
+      </w:pPr>
+      <w:rPr>
+        <w:rFonts w:hint="default"/>
+      </w:rPr>
+    </w:lvl>
+    <w:lvl w:ilvl="1" w:tplc="04090019" w:tentative="1">
+      <w:start w:val="1"/>
+      <w:numFmt w:val="lowerLetter"/>
+      <w:lvlText w:val="%2."/>
+      <w:lvlJc w:val="left"/>
+      <w:pPr>
+        <w:ind w:left="1440" w:hanging="360"/>
+      </w:pPr>
+    </w:lvl>
+    <w:lvl w:ilvl="2" w:tplc="0409001B" w:tentative="1">
+      <w:start w:val="1"/>
+      <w:numFmt w:val="lowerRoman"/>
+      <w:lvlText w:val="%3."/>
+      <w:lvlJc w:val="right"/>
+      <w:pPr>
+        <w:ind w:left="2160" w:hanging="180"/>
+      </w:pPr>
+    </w:lvl>
+    <w:lvl w:ilvl="3" w:tplc="0409000F" w:tentative="1">
+      <w:start w:val="1"/>
+      <w:numFmt w:val="decimal"/>
+      <w:lvlText w:val="%4."/>
+      <w:lvlJc w:val="left"/>
+      <w:pPr>
+        <w:ind w:left="2880" w:hanging="360"/>
+      </w:pPr>
+    </w:lvl>
+    <w:lvl w:ilvl="4" w:tplc="04090019" w:tentative="1">
+      <w:start w:val="1"/>
+      <w:numFmt w:val="lowerLetter"/>
+      <w:lvlText w:val="%5."/>
+      <w:lvlJc w:val="left"/>
+      <w:pPr>
+        <w:ind w:left="3600" w:hanging="360"/>
+      </w:pPr>
+    </w:lvl>
+    <w:lvl w:ilvl="5" w:tplc="0409001B" w:tentative="1">
+      <w:start w:val="1"/>
+      <w:numFmt w:val="lowerRoman"/>
+      <w:lvlText w:val="%6."/>
+      <w:lvlJc w:val="right"/>
+      <w:pPr>
+        <w:ind w:left="4320" w:hanging="180"/>
+      </w:pPr>
+    </w:lvl>
+    <w:lvl w:ilvl="6" w:tplc="0409000F" w:tentative="1">
+      <w:start w:val="1"/>
+      <w:numFmt w:val="decimal"/>
+      <w:lvlText w:val="%7."/>
+      <w:lvlJc w:val="left"/>
+      <w:pPr>
+        <w:ind w:left="5040" w:hanging="360"/>
+      </w:pPr>
+    </w:lvl>
+    <w:lvl w:ilvl="7" w:tplc="04090019" w:tentative="1">
+      <w:start w:val="1"/>
+      <w:numFmt w:val="lowerLetter"/>
+      <w:lvlText w:val="%8."/>
+      <w:lvlJc w:val="left"/>
+      <w:pPr>
+        <w:ind w:left="5760" w:hanging="360"/>
+      </w:pPr>
+    </w:lvl>
+    <w:lvl w:ilvl="8" w:tplc="0409001B" w:tentative="1">
+      <w:start w:val="1"/>
+      <w:numFmt w:val="lowerRoman"/>
+      <w:lvlText w:val="%9."/>
+      <w:lvlJc w:val="right"/>
+      <w:pPr>
+        <w:ind w:left="6480" w:hanging="180"/>
+      </w:pPr>
+    </w:lvl>
+  </w:abstractNum>
   <w:num w:numId="1" w16cid:durableId="1301688089">
     <w:abstractNumId w:val="0"/>
+  </w:num>
+  <w:num w:numId="2" w16cid:durableId="81030708">
+    <w:abstractNumId w:val="1"/>
   </w:num>
 </w:numbering>
 </file>
@@ -824,7 +1375,6 @@
     <w:next w:val="Normal"/>
     <w:link w:val="Heading3Char"/>
     <w:uiPriority w:val="9"/>
-    <w:semiHidden/>
     <w:unhideWhenUsed/>
     <w:qFormat/>
     <w:rsid w:val="00C412EF"/>
@@ -1031,7 +1581,6 @@
     <w:basedOn w:val="DefaultParagraphFont"/>
     <w:link w:val="Heading3"/>
     <w:uiPriority w:val="9"/>
-    <w:semiHidden/>
     <w:rsid w:val="00C412EF"/>
     <w:rPr>
       <w:rFonts w:eastAsiaTheme="majorEastAsia" w:cstheme="majorBidi"/>
